--- a/03_Outputs/final scripts/fr/Module 4/4.4.0-fr.docx
+++ b/03_Outputs/final scripts/fr/Module 4/4.4.0-fr.docx
@@ -19,7 +19,7 @@
     </w:p>
     <w:p>
       <w:r>
-        <w:t xml:space="preserve">Les mécanismes de tarification du carbone — systèmes de commerce des émissions et taxes carbone — créent des incitations à réduire les émissions. Leur succès dépend d’une conception efficace, d’une vérification rigoureuse et de mesures contre le greenwashing.  </w:t>
+        <w:t xml:space="preserve">Les mécanismes de tarification du carbone — systèmes de commerce des émissions et taxes carbone — créent des incitations à réduire les émissions. Leur succès dépend d’une conception efficace, d’une vérification rigoureuse et de garanties contre le greenwashing.  </w:t>
       </w:r>
     </w:p>
     <w:p>

--- a/03_Outputs/final scripts/fr/Module 4/4.4.0-fr.docx
+++ b/03_Outputs/final scripts/fr/Module 4/4.4.0-fr.docx
@@ -14,12 +14,12 @@
     </w:p>
     <w:p>
       <w:r>
-        <w:t xml:space="preserve">Les obligations thématiques — vertes, sociales et de durabilité — orientent les fonds vers des projets avec des résultats mesurables. L’émission mondiale d’obligations vertes a dépassé 500 milliards de dollars en 2022, avec des cadres comme les Principes pour les obligations vertes assurant transparence et confiance des investisseurs.  </w:t>
+        <w:t xml:space="preserve">Les obligations thématiques — vertes, sociales et de durabilité — orientent les fonds vers des projets avec des résultats mesurables. L’émission mondiale d’obligations vertes a dépassé 500 milliards de dollars en 2022, avec des cadres tels que les Principes pour les obligations vertes garantissant transparence et confiance des investisseurs.  </w:t>
       </w:r>
     </w:p>
     <w:p>
       <w:r>
-        <w:t xml:space="preserve">Les mécanismes de tarification du carbone — systèmes de commerce des émissions et taxes carbone — créent des incitations à réduire les émissions. Leur succès dépend d’une conception efficace, d’une vérification rigoureuse et de garanties contre le greenwashing.  </w:t>
+        <w:t xml:space="preserve">Les mécanismes de tarification du carbone — systèmes de commerce des émissions et taxes carbone — créent des incitations à réduire les émissions. Leur succès dépend d’une conception efficace, d’une vérification rigoureuse et de protections contre le greenwashing.  </w:t>
       </w:r>
     </w:p>
     <w:p>
@@ -34,7 +34,7 @@
     </w:p>
     <w:p>
       <w:r>
-        <w:t>Ensemble, ces outils peuvent mobiliser des trillions, renforcer la confiance et accélérer la transition vers une économie bas carbone. Ce chapitre examine leur potentiel, leurs défis et les stratégies pour maximiser leur impact.</w:t>
+        <w:t>Ensemble, ces outils peuvent mobiliser des trillions, renforcer la confiance et accélérer la transition vers une économie bas-carbone. Ce chapitre examine leur potentiel, leurs défis et les stratégies pour maximiser leur impact.</w:t>
       </w:r>
     </w:p>
     <w:sectPr>
